--- a/lab_1/david/reports/ЛР1 ВБД.docx
+++ b/lab_1/david/reports/ЛР1 ВБД.docx
@@ -425,8 +425,6 @@
           <w:u w:val="single"/>
         </w:rPr>
       </w:pPr>
-      <w:proofErr w:type="spellStart"/>
-      <w:proofErr w:type="gramStart"/>
       <w:r>
         <w:rPr>
           <w:rFonts w:ascii="Times New Roman" w:eastAsia="Times New Roman" w:hAnsi="Times New Roman" w:cs="Times New Roman"/>
@@ -434,9 +432,8 @@
           <w:szCs w:val="28"/>
           <w:u w:val="single"/>
         </w:rPr>
-        <w:t>ст.преподаватель</w:t>
-      </w:r>
-      <w:proofErr w:type="spellEnd"/>
+        <w:t xml:space="preserve">преподаватель  </w:t>
+      </w:r>
       <w:r>
         <w:rPr>
           <w:rFonts w:ascii="Times New Roman" w:eastAsia="Times New Roman" w:hAnsi="Times New Roman" w:cs="Times New Roman"/>
@@ -444,9 +441,9 @@
           <w:szCs w:val="28"/>
           <w:u w:val="single"/>
         </w:rPr>
-        <w:t xml:space="preserve">  Клюева</w:t>
-      </w:r>
-      <w:proofErr w:type="gramEnd"/>
+        <w:t xml:space="preserve"> </w:t>
+      </w:r>
+      <w:proofErr w:type="spellStart"/>
       <w:r>
         <w:rPr>
           <w:rFonts w:ascii="Times New Roman" w:eastAsia="Times New Roman" w:hAnsi="Times New Roman" w:cs="Times New Roman"/>
@@ -454,7 +451,17 @@
           <w:szCs w:val="28"/>
           <w:u w:val="single"/>
         </w:rPr>
-        <w:t xml:space="preserve"> </w:t>
+        <w:t>Жакина</w:t>
+      </w:r>
+      <w:proofErr w:type="spellEnd"/>
+      <w:r>
+        <w:rPr>
+          <w:rFonts w:ascii="Times New Roman" w:eastAsia="Times New Roman" w:hAnsi="Times New Roman" w:cs="Times New Roman"/>
+          <w:sz w:val="28"/>
+          <w:szCs w:val="28"/>
+          <w:u w:val="single"/>
+        </w:rPr>
+        <w:t xml:space="preserve"> М.М.</w:t>
       </w:r>
     </w:p>
     <w:p>
@@ -730,6 +737,7 @@
           <w:rFonts w:ascii="Times New Roman" w:eastAsia="Times New Roman" w:hAnsi="Times New Roman" w:cs="Times New Roman"/>
           <w:sz w:val="28"/>
           <w:szCs w:val="28"/>
+          <w:lang w:val="en-US"/>
         </w:rPr>
         <w:sectPr>
           <w:pgSz w:w="11906" w:h="16838"/>
@@ -744,7 +752,16 @@
           <w:sz w:val="28"/>
           <w:szCs w:val="28"/>
         </w:rPr>
-        <w:t>Караганда 2025</w:t>
+        <w:t>Караганда</w:t>
+      </w:r>
+      <w:r>
+        <w:rPr>
+          <w:rFonts w:ascii="Times New Roman" w:eastAsia="Times New Roman" w:hAnsi="Times New Roman" w:cs="Times New Roman"/>
+          <w:sz w:val="28"/>
+          <w:szCs w:val="28"/>
+          <w:lang w:val="en-US"/>
+        </w:rPr>
+        <w:t xml:space="preserve"> 2025</w:t>
       </w:r>
     </w:p>
     <w:p>
@@ -753,6 +770,7 @@
           <w:rFonts w:ascii="Times New Roman" w:hAnsi="Times New Roman" w:cs="Times New Roman"/>
           <w:b/>
           <w:sz w:val="28"/>
+          <w:lang w:val="en-US"/>
         </w:rPr>
       </w:pPr>
       <w:r>
@@ -762,7 +780,33 @@
           <w:sz w:val="28"/>
         </w:rPr>
         <w:lastRenderedPageBreak/>
-        <w:t>Весь скрипт:</w:t>
+        <w:t>Весь</w:t>
+      </w:r>
+      <w:r>
+        <w:rPr>
+          <w:rFonts w:ascii="Times New Roman" w:hAnsi="Times New Roman" w:cs="Times New Roman"/>
+          <w:b/>
+          <w:sz w:val="28"/>
+          <w:lang w:val="en-US"/>
+        </w:rPr>
+        <w:t xml:space="preserve"> </w:t>
+      </w:r>
+      <w:r>
+        <w:rPr>
+          <w:rFonts w:ascii="Times New Roman" w:hAnsi="Times New Roman" w:cs="Times New Roman"/>
+          <w:b/>
+          <w:sz w:val="28"/>
+        </w:rPr>
+        <w:t>скрипт</w:t>
+      </w:r>
+      <w:r>
+        <w:rPr>
+          <w:rFonts w:ascii="Times New Roman" w:hAnsi="Times New Roman" w:cs="Times New Roman"/>
+          <w:b/>
+          <w:sz w:val="28"/>
+          <w:lang w:val="en-US"/>
+        </w:rPr>
+        <w:t>:</w:t>
       </w:r>
     </w:p>
     <w:p>
@@ -5942,22 +5986,42 @@
           <w:lang w:val="en-US"/>
         </w:rPr>
       </w:pPr>
-      <w:bookmarkStart w:id="1" w:name="_GoBack"/>
-      <w:bookmarkEnd w:id="1"/>
-    </w:p>
-    <w:p>
-      <w:pPr>
-        <w:rPr>
-          <w:rFonts w:ascii="Times New Roman" w:hAnsi="Times New Roman" w:cs="Times New Roman"/>
-          <w:sz w:val="28"/>
-        </w:rPr>
-      </w:pPr>
-      <w:r>
-        <w:rPr>
-          <w:rFonts w:ascii="Times New Roman" w:hAnsi="Times New Roman" w:cs="Times New Roman"/>
-          <w:sz w:val="28"/>
-        </w:rPr>
-        <w:t xml:space="preserve">1.1 </w:t>
+    </w:p>
+    <w:p>
+      <w:pPr>
+        <w:rPr>
+          <w:rFonts w:ascii="Times New Roman" w:hAnsi="Times New Roman" w:cs="Times New Roman"/>
+          <w:sz w:val="28"/>
+        </w:rPr>
+      </w:pPr>
+      <w:r>
+        <w:rPr>
+          <w:rFonts w:ascii="Times New Roman" w:hAnsi="Times New Roman" w:cs="Times New Roman"/>
+          <w:sz w:val="28"/>
+        </w:rPr>
+        <w:t>Задание 1</w:t>
+      </w:r>
+    </w:p>
+    <w:p>
+      <w:pPr>
+        <w:rPr>
+          <w:rFonts w:ascii="Times New Roman" w:hAnsi="Times New Roman" w:cs="Times New Roman"/>
+          <w:sz w:val="28"/>
+        </w:rPr>
+      </w:pPr>
+      <w:r>
+        <w:rPr>
+          <w:rFonts w:ascii="Times New Roman" w:hAnsi="Times New Roman" w:cs="Times New Roman"/>
+          <w:sz w:val="28"/>
+        </w:rPr>
+        <w:t>1.1</w:t>
+      </w:r>
+      <w:r>
+        <w:rPr>
+          <w:rFonts w:ascii="Times New Roman" w:hAnsi="Times New Roman" w:cs="Times New Roman"/>
+          <w:sz w:val="28"/>
+        </w:rPr>
+        <w:t xml:space="preserve"> </w:t>
       </w:r>
       <w:r>
         <w:rPr>
@@ -6034,7 +6098,22 @@
           <w:sz w:val="28"/>
           <w:lang w:val="en-US"/>
         </w:rPr>
-        <w:t xml:space="preserve">1. </w:t>
+        <w:t>1</w:t>
+      </w:r>
+      <w:r>
+        <w:rPr>
+          <w:rFonts w:ascii="Times New Roman" w:hAnsi="Times New Roman" w:cs="Times New Roman"/>
+          <w:sz w:val="28"/>
+        </w:rPr>
+        <w:t>)</w:t>
+      </w:r>
+      <w:r>
+        <w:rPr>
+          <w:rFonts w:ascii="Times New Roman" w:hAnsi="Times New Roman" w:cs="Times New Roman"/>
+          <w:sz w:val="28"/>
+          <w:lang w:val="en-US"/>
+        </w:rPr>
+        <w:t xml:space="preserve"> </w:t>
       </w:r>
       <w:r>
         <w:rPr>
@@ -6094,7 +6173,14 @@
           <w:lang w:val="en-US"/>
         </w:rPr>
         <w:lastRenderedPageBreak/>
-        <w:t>2.</w:t>
+        <w:t>2</w:t>
+      </w:r>
+      <w:r>
+        <w:rPr>
+          <w:rFonts w:ascii="Times New Roman" w:hAnsi="Times New Roman" w:cs="Times New Roman"/>
+          <w:sz w:val="28"/>
+        </w:rPr>
+        <w:t>)</w:t>
       </w:r>
       <w:r>
         <w:rPr>
@@ -6159,7 +6245,7 @@
           <w:rFonts w:ascii="Times New Roman" w:hAnsi="Times New Roman" w:cs="Times New Roman"/>
           <w:sz w:val="28"/>
         </w:rPr>
-        <w:t>3.</w:t>
+        <w:t>3)</w:t>
       </w:r>
       <w:r>
         <w:rPr>
@@ -6227,7 +6313,16 @@
           <w:lang w:val="en-US" w:eastAsia="ru-RU"/>
         </w:rPr>
         <w:lastRenderedPageBreak/>
-        <w:t>4.</w:t>
+        <w:t>4</w:t>
+      </w:r>
+      <w:r>
+        <w:rPr>
+          <w:rFonts w:ascii="Times New Roman" w:hAnsi="Times New Roman" w:cs="Times New Roman"/>
+          <w:noProof/>
+          <w:sz w:val="28"/>
+          <w:lang w:eastAsia="ru-RU"/>
+        </w:rPr>
+        <w:t>)</w:t>
       </w:r>
       <w:r>
         <w:rPr>
@@ -6440,6 +6535,26 @@
           <w:sz w:val="28"/>
           <w:lang w:eastAsia="ru-RU"/>
         </w:rPr>
+        <w:t>Задание 2</w:t>
+      </w:r>
+    </w:p>
+    <w:p>
+      <w:pPr>
+        <w:rPr>
+          <w:rFonts w:ascii="Times New Roman" w:hAnsi="Times New Roman" w:cs="Times New Roman"/>
+          <w:noProof/>
+          <w:sz w:val="28"/>
+          <w:lang w:eastAsia="ru-RU"/>
+        </w:rPr>
+      </w:pPr>
+      <w:r>
+        <w:rPr>
+          <w:rFonts w:ascii="Times New Roman" w:hAnsi="Times New Roman" w:cs="Times New Roman"/>
+          <w:noProof/>
+          <w:sz w:val="28"/>
+          <w:lang w:eastAsia="ru-RU"/>
+        </w:rPr>
+        <w:lastRenderedPageBreak/>
         <w:t>2.1</w:t>
       </w:r>
     </w:p>
@@ -6459,7 +6574,6 @@
           <w:sz w:val="28"/>
           <w:lang w:eastAsia="ru-RU"/>
         </w:rPr>
-        <w:lastRenderedPageBreak/>
         <w:drawing>
           <wp:inline distT="0" distB="0" distL="0" distR="0" wp14:anchorId="69DC27BE" wp14:editId="6A2AD07E">
             <wp:extent cx="4572638" cy="5553850"/>
@@ -6644,6 +6758,25 @@
           <w:rFonts w:ascii="Times New Roman" w:hAnsi="Times New Roman" w:cs="Times New Roman"/>
           <w:noProof/>
           <w:sz w:val="28"/>
+          <w:lang w:eastAsia="ru-RU"/>
+        </w:rPr>
+      </w:pPr>
+      <w:r>
+        <w:rPr>
+          <w:rFonts w:ascii="Times New Roman" w:hAnsi="Times New Roman" w:cs="Times New Roman"/>
+          <w:noProof/>
+          <w:sz w:val="28"/>
+          <w:lang w:eastAsia="ru-RU"/>
+        </w:rPr>
+        <w:t>Задание 3</w:t>
+      </w:r>
+    </w:p>
+    <w:p>
+      <w:pPr>
+        <w:rPr>
+          <w:rFonts w:ascii="Times New Roman" w:hAnsi="Times New Roman" w:cs="Times New Roman"/>
+          <w:noProof/>
+          <w:sz w:val="28"/>
           <w:lang w:val="en-US" w:eastAsia="ru-RU"/>
         </w:rPr>
       </w:pPr>
@@ -6672,6 +6805,7 @@
           <w:noProof/>
           <w:lang w:eastAsia="ru-RU"/>
         </w:rPr>
+        <w:lastRenderedPageBreak/>
         <w:drawing>
           <wp:inline distT="0" distB="0" distL="0" distR="0" wp14:anchorId="2833DDCB" wp14:editId="2E967D9A">
             <wp:extent cx="4086462" cy="2400300"/>
@@ -6725,7 +6859,6 @@
           <w:sz w:val="28"/>
           <w:lang w:val="en-US" w:eastAsia="ru-RU"/>
         </w:rPr>
-        <w:lastRenderedPageBreak/>
         <w:t>3.2</w:t>
       </w:r>
     </w:p>
@@ -6785,22 +6918,13 @@
           <w:lang w:eastAsia="ru-RU"/>
         </w:rPr>
       </w:pPr>
-    </w:p>
-    <w:p>
-      <w:pPr>
+      <w:r>
         <w:rPr>
           <w:rFonts w:ascii="Times New Roman" w:hAnsi="Times New Roman" w:cs="Times New Roman"/>
           <w:sz w:val="28"/>
           <w:lang w:eastAsia="ru-RU"/>
         </w:rPr>
-      </w:pPr>
-      <w:r>
-        <w:rPr>
-          <w:rFonts w:ascii="Times New Roman" w:hAnsi="Times New Roman" w:cs="Times New Roman"/>
-          <w:sz w:val="28"/>
-          <w:lang w:eastAsia="ru-RU"/>
-        </w:rPr>
-        <w:t>4.</w:t>
+        <w:t>Задание 4</w:t>
       </w:r>
     </w:p>
     <w:p>
@@ -6867,7 +6991,8 @@
           <w:sz w:val="28"/>
           <w:lang w:eastAsia="ru-RU"/>
         </w:rPr>
-        <w:t>5.</w:t>
+        <w:lastRenderedPageBreak/>
+        <w:t>Задание 5</w:t>
       </w:r>
     </w:p>
     <w:p>
@@ -6883,7 +7008,6 @@
           <w:noProof/>
           <w:lang w:eastAsia="ru-RU"/>
         </w:rPr>
-        <w:lastRenderedPageBreak/>
         <w:drawing>
           <wp:inline distT="0" distB="0" distL="0" distR="0" wp14:anchorId="0CC0D19D" wp14:editId="25D2E958">
             <wp:extent cx="5940425" cy="3373120"/>
@@ -6932,16 +7056,17 @@
         <w:rPr>
           <w:rFonts w:ascii="Times New Roman" w:hAnsi="Times New Roman" w:cs="Times New Roman"/>
           <w:sz w:val="28"/>
+          <w:lang w:eastAsia="ru-RU"/>
+        </w:rPr>
+        <w:t xml:space="preserve">Задание </w:t>
+      </w:r>
+      <w:r>
+        <w:rPr>
+          <w:rFonts w:ascii="Times New Roman" w:hAnsi="Times New Roman" w:cs="Times New Roman"/>
+          <w:sz w:val="28"/>
           <w:lang w:val="en-US" w:eastAsia="ru-RU"/>
         </w:rPr>
-        <w:t>6.</w:t>
-      </w:r>
-      <w:r>
-        <w:rPr>
-          <w:noProof/>
-          <w:lang w:eastAsia="ru-RU"/>
-        </w:rPr>
-        <w:t xml:space="preserve"> </w:t>
+        <w:t>6</w:t>
       </w:r>
       <w:r>
         <w:rPr>
@@ -6999,9 +7124,18 @@
           <w:rFonts w:ascii="Times New Roman" w:hAnsi="Times New Roman" w:cs="Times New Roman"/>
           <w:noProof/>
           <w:sz w:val="28"/>
+          <w:lang w:eastAsia="ru-RU"/>
+        </w:rPr>
+        <w:t xml:space="preserve">Задание </w:t>
+      </w:r>
+      <w:r>
+        <w:rPr>
+          <w:rFonts w:ascii="Times New Roman" w:hAnsi="Times New Roman" w:cs="Times New Roman"/>
+          <w:noProof/>
+          <w:sz w:val="28"/>
           <w:lang w:val="en-US" w:eastAsia="ru-RU"/>
         </w:rPr>
-        <w:t>7.</w:t>
+        <w:t>7</w:t>
       </w:r>
     </w:p>
     <w:p>
@@ -7065,31 +7199,14 @@
       </w:pPr>
       <w:r>
         <w:rPr>
-          <w:rFonts w:ascii="Times New Roman" w:hAnsi="Times New Roman" w:cs="Times New Roman"/>
-          <w:sz w:val="28"/>
-          <w:lang w:val="en-US" w:eastAsia="ru-RU"/>
-        </w:rPr>
-        <w:t>8.</w:t>
-      </w:r>
-    </w:p>
-    <w:p>
-      <w:pPr>
-        <w:rPr>
-          <w:rFonts w:ascii="Times New Roman" w:hAnsi="Times New Roman" w:cs="Times New Roman"/>
-          <w:sz w:val="28"/>
-          <w:lang w:val="en-US" w:eastAsia="ru-RU"/>
-        </w:rPr>
-      </w:pPr>
-      <w:r>
-        <w:rPr>
           <w:noProof/>
           <w:lang w:eastAsia="ru-RU"/>
         </w:rPr>
         <w:drawing>
-          <wp:inline distT="0" distB="0" distL="0" distR="0" wp14:anchorId="23322106" wp14:editId="55D868E1">
-            <wp:extent cx="5940425" cy="3568065"/>
-            <wp:effectExtent l="0" t="0" r="3175" b="0"/>
-            <wp:docPr id="24" name="Рисунок 24"/>
+          <wp:inline distT="0" distB="0" distL="0" distR="0" wp14:anchorId="14A96610" wp14:editId="790BCBF8">
+            <wp:extent cx="5940425" cy="2775585"/>
+            <wp:effectExtent l="0" t="0" r="3175" b="5715"/>
+            <wp:docPr id="16" name="Рисунок 16"/>
             <wp:cNvGraphicFramePr>
               <a:graphicFrameLocks xmlns:a="http://schemas.openxmlformats.org/drawingml/2006/main" noChangeAspect="1"/>
             </wp:cNvGraphicFramePr>
@@ -7109,7 +7226,7 @@
                   <pic:spPr>
                     <a:xfrm>
                       <a:off x="0" y="0"/>
-                      <a:ext cx="5940425" cy="3568065"/>
+                      <a:ext cx="5940425" cy="2775585"/>
                     </a:xfrm>
                     <a:prstGeom prst="rect">
                       <a:avLst/>
@@ -7127,42 +7244,32 @@
         <w:rPr>
           <w:rFonts w:ascii="Times New Roman" w:hAnsi="Times New Roman" w:cs="Times New Roman"/>
           <w:sz w:val="28"/>
+          <w:lang w:val="en-US" w:eastAsia="ru-RU"/>
+        </w:rPr>
+      </w:pPr>
+      <w:r>
+        <w:rPr>
+          <w:rFonts w:ascii="Times New Roman" w:hAnsi="Times New Roman" w:cs="Times New Roman"/>
+          <w:sz w:val="28"/>
           <w:lang w:eastAsia="ru-RU"/>
         </w:rPr>
-      </w:pPr>
+        <w:t xml:space="preserve">Задание </w:t>
+      </w:r>
       <w:r>
         <w:rPr>
           <w:rFonts w:ascii="Times New Roman" w:hAnsi="Times New Roman" w:cs="Times New Roman"/>
           <w:sz w:val="28"/>
           <w:lang w:val="en-US" w:eastAsia="ru-RU"/>
         </w:rPr>
-        <w:t>9.</w:t>
-      </w:r>
-      <w:r>
+        <w:t>8</w:t>
+      </w:r>
+    </w:p>
+    <w:p>
+      <w:pPr>
         <w:rPr>
           <w:rFonts w:ascii="Times New Roman" w:hAnsi="Times New Roman" w:cs="Times New Roman"/>
           <w:sz w:val="28"/>
           <w:lang w:val="en-US" w:eastAsia="ru-RU"/>
-        </w:rPr>
-        <w:t xml:space="preserve"> </w:t>
-      </w:r>
-      <w:proofErr w:type="gramStart"/>
-      <w:r>
-        <w:rPr>
-          <w:rFonts w:ascii="Times New Roman" w:hAnsi="Times New Roman" w:cs="Times New Roman"/>
-          <w:sz w:val="28"/>
-          <w:lang w:eastAsia="ru-RU"/>
-        </w:rPr>
-        <w:t>отключение</w:t>
-      </w:r>
-      <w:proofErr w:type="gramEnd"/>
-    </w:p>
-    <w:p>
-      <w:pPr>
-        <w:rPr>
-          <w:rFonts w:ascii="Times New Roman" w:hAnsi="Times New Roman" w:cs="Times New Roman"/>
-          <w:sz w:val="28"/>
-          <w:lang w:eastAsia="ru-RU"/>
         </w:rPr>
       </w:pPr>
       <w:r>
@@ -7172,10 +7279,10 @@
         </w:rPr>
         <w:lastRenderedPageBreak/>
         <w:drawing>
-          <wp:inline distT="0" distB="0" distL="0" distR="0" wp14:anchorId="728F7D37" wp14:editId="042E85E0">
-            <wp:extent cx="5940425" cy="2876550"/>
+          <wp:inline distT="0" distB="0" distL="0" distR="0" wp14:anchorId="23322106" wp14:editId="55D868E1">
+            <wp:extent cx="5940425" cy="3568065"/>
             <wp:effectExtent l="0" t="0" r="3175" b="0"/>
-            <wp:docPr id="21" name="Рисунок 21"/>
+            <wp:docPr id="24" name="Рисунок 24"/>
             <wp:cNvGraphicFramePr>
               <a:graphicFrameLocks xmlns:a="http://schemas.openxmlformats.org/drawingml/2006/main" noChangeAspect="1"/>
             </wp:cNvGraphicFramePr>
@@ -7195,6 +7302,99 @@
                   <pic:spPr>
                     <a:xfrm>
                       <a:off x="0" y="0"/>
+                      <a:ext cx="5940425" cy="3568065"/>
+                    </a:xfrm>
+                    <a:prstGeom prst="rect">
+                      <a:avLst/>
+                    </a:prstGeom>
+                  </pic:spPr>
+                </pic:pic>
+              </a:graphicData>
+            </a:graphic>
+          </wp:inline>
+        </w:drawing>
+      </w:r>
+    </w:p>
+    <w:p>
+      <w:pPr>
+        <w:rPr>
+          <w:rFonts w:ascii="Times New Roman" w:hAnsi="Times New Roman" w:cs="Times New Roman"/>
+          <w:sz w:val="28"/>
+          <w:lang w:eastAsia="ru-RU"/>
+        </w:rPr>
+      </w:pPr>
+      <w:r>
+        <w:rPr>
+          <w:rFonts w:ascii="Times New Roman" w:hAnsi="Times New Roman" w:cs="Times New Roman"/>
+          <w:sz w:val="28"/>
+          <w:lang w:eastAsia="ru-RU"/>
+        </w:rPr>
+        <w:t xml:space="preserve">Задание </w:t>
+      </w:r>
+      <w:bookmarkStart w:id="1" w:name="_GoBack"/>
+      <w:bookmarkEnd w:id="1"/>
+      <w:r>
+        <w:rPr>
+          <w:rFonts w:ascii="Times New Roman" w:hAnsi="Times New Roman" w:cs="Times New Roman"/>
+          <w:sz w:val="28"/>
+          <w:lang w:val="en-US" w:eastAsia="ru-RU"/>
+        </w:rPr>
+        <w:t>9</w:t>
+      </w:r>
+      <w:r>
+        <w:rPr>
+          <w:rFonts w:ascii="Times New Roman" w:hAnsi="Times New Roman" w:cs="Times New Roman"/>
+          <w:sz w:val="28"/>
+          <w:lang w:val="en-US" w:eastAsia="ru-RU"/>
+        </w:rPr>
+        <w:t xml:space="preserve"> </w:t>
+      </w:r>
+      <w:r>
+        <w:rPr>
+          <w:rFonts w:ascii="Times New Roman" w:hAnsi="Times New Roman" w:cs="Times New Roman"/>
+          <w:sz w:val="28"/>
+          <w:lang w:eastAsia="ru-RU"/>
+        </w:rPr>
+        <w:t>отключение</w:t>
+      </w:r>
+    </w:p>
+    <w:p>
+      <w:pPr>
+        <w:rPr>
+          <w:rFonts w:ascii="Times New Roman" w:hAnsi="Times New Roman" w:cs="Times New Roman"/>
+          <w:sz w:val="28"/>
+          <w:lang w:eastAsia="ru-RU"/>
+        </w:rPr>
+      </w:pPr>
+      <w:r>
+        <w:rPr>
+          <w:noProof/>
+          <w:lang w:eastAsia="ru-RU"/>
+        </w:rPr>
+        <w:drawing>
+          <wp:inline distT="0" distB="0" distL="0" distR="0" wp14:anchorId="728F7D37" wp14:editId="042E85E0">
+            <wp:extent cx="5940425" cy="2876550"/>
+            <wp:effectExtent l="0" t="0" r="3175" b="0"/>
+            <wp:docPr id="21" name="Рисунок 21"/>
+            <wp:cNvGraphicFramePr>
+              <a:graphicFrameLocks xmlns:a="http://schemas.openxmlformats.org/drawingml/2006/main" noChangeAspect="1"/>
+            </wp:cNvGraphicFramePr>
+            <a:graphic xmlns:a="http://schemas.openxmlformats.org/drawingml/2006/main">
+              <a:graphicData uri="http://schemas.openxmlformats.org/drawingml/2006/picture">
+                <pic:pic xmlns:pic="http://schemas.openxmlformats.org/drawingml/2006/picture">
+                  <pic:nvPicPr>
+                    <pic:cNvPr id="1" name=""/>
+                    <pic:cNvPicPr/>
+                  </pic:nvPicPr>
+                  <pic:blipFill>
+                    <a:blip r:embed="rId22"/>
+                    <a:stretch>
+                      <a:fillRect/>
+                    </a:stretch>
+                  </pic:blipFill>
+                  <pic:spPr>
+                    <a:xfrm>
+                      <a:off x="0" y="0"/>
                       <a:ext cx="5940425" cy="2876550"/>
                     </a:xfrm>
                     <a:prstGeom prst="rect">
@@ -7246,6 +7446,7 @@
           <w:noProof/>
           <w:lang w:eastAsia="ru-RU"/>
         </w:rPr>
+        <w:lastRenderedPageBreak/>
         <w:drawing>
           <wp:inline distT="0" distB="0" distL="0" distR="0" wp14:anchorId="43CE51ED" wp14:editId="05B30D0F">
             <wp:extent cx="5940425" cy="2631440"/>
@@ -7262,7 +7463,7 @@
                     <pic:cNvPicPr/>
                   </pic:nvPicPr>
                   <pic:blipFill>
-                    <a:blip r:embed="rId22"/>
+                    <a:blip r:embed="rId23"/>
                     <a:stretch>
                       <a:fillRect/>
                     </a:stretch>
